--- a/TFG/Tareas TFG.docx
+++ b/TFG/Tareas TFG.docx
@@ -2106,38 +2106,22 @@
           <w:color w:val="000000" w:themeColor="text1"/>
         </w:rPr>
       </w:pPr>
-      <w:r>
-        <w:rPr>
-          <w:rFonts w:ascii="Arial" w:hAnsi="Arial" w:cs="Arial"/>
-          <w:color w:val="000000" w:themeColor="text1"/>
-        </w:rPr>
-        <w:t>Empezar memoria</w:t>
-      </w:r>
-    </w:p>
-    <w:p>
-      <w:pPr>
-        <w:pStyle w:val="Prrafodelista"/>
-        <w:rPr>
-          <w:rFonts w:ascii="Arial" w:hAnsi="Arial" w:cs="Arial"/>
-          <w:color w:val="000000" w:themeColor="text1"/>
-        </w:rPr>
-      </w:pPr>
-      <w:r>
-        <w:rPr>
-          <w:rFonts w:ascii="Arial" w:hAnsi="Arial" w:cs="Arial"/>
-          <w:color w:val="000000" w:themeColor="text1"/>
-        </w:rPr>
-        <w:t>Crear repositorio</w:t>
-      </w:r>
-    </w:p>
-    <w:p>
-      <w:pPr>
-        <w:pStyle w:val="Prrafodelista"/>
-        <w:rPr>
-          <w:rFonts w:ascii="Arial" w:hAnsi="Arial" w:cs="Arial"/>
-          <w:color w:val="000000" w:themeColor="text1"/>
-        </w:rPr>
-      </w:pPr>
+    </w:p>
+    <w:p>
+      <w:pPr>
+        <w:pStyle w:val="Prrafodelista"/>
+        <w:rPr>
+          <w:rFonts w:ascii="Arial" w:hAnsi="Arial" w:cs="Arial"/>
+          <w:color w:val="000000" w:themeColor="text1"/>
+        </w:rPr>
+      </w:pPr>
+      <w:r>
+        <w:rPr>
+          <w:rFonts w:ascii="Arial" w:hAnsi="Arial" w:cs="Arial"/>
+          <w:color w:val="000000" w:themeColor="text1"/>
+        </w:rPr>
+        <w:t>Empezar el abstract, la justificación, las tecnologías en la memoria</w:t>
+      </w:r>
     </w:p>
     <w:p>
       <w:pPr>

--- a/TFG/Tareas TFG.docx
+++ b/TFG/Tareas TFG.docx
@@ -2121,6 +2121,136 @@
           <w:color w:val="000000" w:themeColor="text1"/>
         </w:rPr>
         <w:t>Empezar el abstract, la justificación, las tecnologías en la memoria</w:t>
+      </w:r>
+      <w:r>
+        <w:rPr>
+          <w:rFonts w:ascii="Arial" w:hAnsi="Arial" w:cs="Arial"/>
+          <w:color w:val="000000" w:themeColor="text1"/>
+        </w:rPr>
+        <w:t xml:space="preserve">, </w:t>
+      </w:r>
+      <w:r>
+        <w:rPr>
+          <w:rFonts w:ascii="Arial" w:hAnsi="Arial" w:cs="Arial"/>
+          <w:color w:val="000000" w:themeColor="text1"/>
+        </w:rPr>
+        <w:t>introducción</w:t>
+      </w:r>
+    </w:p>
+    <w:p>
+      <w:pPr>
+        <w:pStyle w:val="Prrafodelista"/>
+        <w:rPr>
+          <w:rFonts w:ascii="Arial" w:hAnsi="Arial" w:cs="Arial"/>
+          <w:color w:val="000000" w:themeColor="text1"/>
+        </w:rPr>
+      </w:pPr>
+    </w:p>
+    <w:p>
+      <w:pPr>
+        <w:pStyle w:val="Prrafodelista"/>
+        <w:rPr>
+          <w:rFonts w:ascii="Arial" w:hAnsi="Arial" w:cs="Arial"/>
+          <w:color w:val="000000" w:themeColor="text1"/>
+        </w:rPr>
+      </w:pPr>
+    </w:p>
+    <w:p>
+      <w:pPr>
+        <w:pStyle w:val="Prrafodelista"/>
+        <w:rPr>
+          <w:rFonts w:ascii="Arial" w:hAnsi="Arial" w:cs="Arial"/>
+          <w:color w:val="000000" w:themeColor="text1"/>
+        </w:rPr>
+      </w:pPr>
+      <w:r>
+        <w:rPr>
+          <w:rFonts w:ascii="Arial" w:hAnsi="Arial" w:cs="Arial"/>
+          <w:color w:val="000000" w:themeColor="text1"/>
+        </w:rPr>
+        <w:t>Dividir por párrafos para distintos enfoques.</w:t>
+      </w:r>
+    </w:p>
+    <w:p>
+      <w:pPr>
+        <w:pStyle w:val="Prrafodelista"/>
+        <w:rPr>
+          <w:rFonts w:ascii="Arial" w:hAnsi="Arial" w:cs="Arial"/>
+          <w:color w:val="000000" w:themeColor="text1"/>
+        </w:rPr>
+      </w:pPr>
+    </w:p>
+    <w:p>
+      <w:pPr>
+        <w:pStyle w:val="Prrafodelista"/>
+        <w:rPr>
+          <w:rFonts w:ascii="Arial" w:hAnsi="Arial" w:cs="Arial"/>
+          <w:color w:val="000000" w:themeColor="text1"/>
+        </w:rPr>
+      </w:pPr>
+      <w:r>
+        <w:rPr>
+          <w:rFonts w:ascii="Arial" w:hAnsi="Arial" w:cs="Arial"/>
+          <w:color w:val="000000" w:themeColor="text1"/>
+        </w:rPr>
+        <w:t>El primero hablar sobre la estructura y necesidades que podría tener una empresa.</w:t>
+      </w:r>
+    </w:p>
+    <w:p>
+      <w:pPr>
+        <w:pStyle w:val="Prrafodelista"/>
+        <w:rPr>
+          <w:rFonts w:ascii="Arial" w:hAnsi="Arial" w:cs="Arial"/>
+          <w:color w:val="000000" w:themeColor="text1"/>
+        </w:rPr>
+      </w:pPr>
+    </w:p>
+    <w:p>
+      <w:pPr>
+        <w:pStyle w:val="Prrafodelista"/>
+        <w:rPr>
+          <w:rFonts w:ascii="Arial" w:hAnsi="Arial" w:cs="Arial"/>
+          <w:color w:val="000000" w:themeColor="text1"/>
+        </w:rPr>
+      </w:pPr>
+      <w:r>
+        <w:rPr>
+          <w:rFonts w:ascii="Arial" w:hAnsi="Arial" w:cs="Arial"/>
+          <w:color w:val="000000" w:themeColor="text1"/>
+        </w:rPr>
+        <w:t>El segundo como he implementado conceptos de los distintos módulos del grado</w:t>
+      </w:r>
+    </w:p>
+    <w:p>
+      <w:pPr>
+        <w:pStyle w:val="Prrafodelista"/>
+        <w:rPr>
+          <w:rFonts w:ascii="Arial" w:hAnsi="Arial" w:cs="Arial"/>
+          <w:color w:val="000000" w:themeColor="text1"/>
+        </w:rPr>
+      </w:pPr>
+    </w:p>
+    <w:p>
+      <w:pPr>
+        <w:pStyle w:val="Prrafodelista"/>
+        <w:rPr>
+          <w:rFonts w:ascii="Arial" w:hAnsi="Arial" w:cs="Arial"/>
+          <w:color w:val="000000" w:themeColor="text1"/>
+        </w:rPr>
+      </w:pPr>
+      <w:r>
+        <w:rPr>
+          <w:rFonts w:ascii="Arial" w:hAnsi="Arial" w:cs="Arial"/>
+          <w:color w:val="000000" w:themeColor="text1"/>
+        </w:rPr>
+        <w:t xml:space="preserve">El tercero sobre el tema </w:t>
+      </w:r>
+      <w:r>
+        <w:rPr>
+          <w:rFonts w:ascii="Arial" w:hAnsi="Arial" w:cs="Arial"/>
+          <w:color w:val="000000" w:themeColor="text1"/>
+        </w:rPr>
+        <w:t>elegido</w:t>
       </w:r>
     </w:p>
     <w:p>

--- a/TFG/Tareas TFG.docx
+++ b/TFG/Tareas TFG.docx
@@ -820,6 +820,18 @@
           </wp:anchor>
         </w:drawing>
       </w:r>
+    </w:p>
+    <w:p>
+      <w:pPr>
+        <w:pStyle w:val="Prrafodelista"/>
+        <w:ind w:left="1416"/>
+      </w:pPr>
+    </w:p>
+    <w:p>
+      <w:pPr>
+        <w:pStyle w:val="Prrafodelista"/>
+        <w:ind w:left="1416"/>
+      </w:pPr>
     </w:p>
     <w:p>
       <w:pPr>

--- a/TFG/Tareas TFG.docx
+++ b/TFG/Tareas TFG.docx
@@ -2264,6 +2264,40 @@
         </w:rPr>
         <w:t>elegido</w:t>
       </w:r>
+    </w:p>
+    <w:p>
+      <w:pPr>
+        <w:pStyle w:val="Prrafodelista"/>
+        <w:rPr>
+          <w:rFonts w:ascii="Arial" w:hAnsi="Arial" w:cs="Arial"/>
+          <w:color w:val="000000" w:themeColor="text1"/>
+        </w:rPr>
+      </w:pPr>
+    </w:p>
+    <w:p>
+      <w:pPr>
+        <w:pStyle w:val="Prrafodelista"/>
+        <w:rPr>
+          <w:rFonts w:ascii="Arial" w:hAnsi="Arial" w:cs="Arial"/>
+          <w:color w:val="000000" w:themeColor="text1"/>
+        </w:rPr>
+      </w:pPr>
+      <w:r>
+        <w:rPr>
+          <w:rFonts w:ascii="Arial" w:hAnsi="Arial" w:cs="Arial"/>
+          <w:color w:val="000000" w:themeColor="text1"/>
+        </w:rPr>
+        <w:t>Guion memoria:</w:t>
+      </w:r>
+    </w:p>
+    <w:p>
+      <w:pPr>
+        <w:pStyle w:val="Prrafodelista"/>
+        <w:rPr>
+          <w:rFonts w:ascii="Arial" w:hAnsi="Arial" w:cs="Arial"/>
+          <w:color w:val="000000" w:themeColor="text1"/>
+        </w:rPr>
+      </w:pPr>
     </w:p>
     <w:p>
       <w:pPr>
